--- a/PUBLISHED/biol-8/ALL_FILES/module-02-chemistry-of-life-keys-to-success.docx
+++ b/PUBLISHED/biol-8/ALL_FILES/module-02-chemistry-of-life-keys-to-success.docx
@@ -3,43 +3,273 @@
 <w:document xmlns:wpc="http://schemas.microsoft.com/office/word/2010/wordprocessingCanvas" xmlns:mo="http://schemas.microsoft.com/office/mac/office/2008/main" xmlns:mc="http://schemas.openxmlformats.org/markup-compatibility/2006" xmlns:mv="urn:schemas-microsoft-com:mac:vml" xmlns:o="urn:schemas-microsoft-com:office:office" xmlns:r="http://schemas.openxmlformats.org/officeDocument/2006/relationships" xmlns:m="http://schemas.openxmlformats.org/officeDocument/2006/math" xmlns:v="urn:schemas-microsoft-com:vml" xmlns:wp14="http://schemas.microsoft.com/office/word/2010/wordprocessingDrawing" xmlns:wp="http://schemas.openxmlformats.org/drawingml/2006/wordprocessingDrawing" xmlns:w10="urn:schemas-microsoft-com:office:word" xmlns:w="http://schemas.openxmlformats.org/wordprocessingml/2006/main" xmlns:w14="http://schemas.microsoft.com/office/word/2010/wordml" xmlns:wpg="http://schemas.microsoft.com/office/word/2010/wordprocessingGroup" xmlns:wpi="http://schemas.microsoft.com/office/word/2010/wordprocessingInk" xmlns:wne="http://schemas.microsoft.com/office/word/2006/wordml" xmlns:wps="http://schemas.microsoft.com/office/word/2010/wordprocessingShape" mc:Ignorable="w14 wp14">
   <w:body>
     <w:p>
+      <w:pPr>
+        <w:pStyle w:val="Heading1"/>
+      </w:pPr>
       <w:r>
         <w:t>Module 02: Chemistry of Life — Keys to Success</w:t>
       </w:r>
     </w:p>
     <w:p>
+      <w:pPr>
+        <w:pStyle w:val="Heading2"/>
+      </w:pPr>
       <w:r>
         <w:t>Key Learning Objectives</w:t>
       </w:r>
     </w:p>
     <w:p>
+      <w:pPr>
+        <w:pStyle w:val="Heading3"/>
+      </w:pPr>
       <w:r>
         <w:t>1. Atomic Structure and Elements</w:t>
       </w:r>
     </w:p>
     <w:p>
       <w:r>
-        <w:t>Describe the structure of an atom (protons, neutrons, electrons)  Identify biologically important elements (C, H, O, N, P, S)  Explain the significance of atomic number and mass number  Define isotopes and their biological applications   2. Chemical Bonding</w:t>
+        <w:t xml:space="preserve">• </w:t>
+      </w:r>
+      <w:r>
+        <w:t>Describe the structure of an atom (protons, neutrons, electrons)</w:t>
       </w:r>
     </w:p>
     <w:p>
       <w:r>
-        <w:t>Differentiate between ionic, covalent, and hydrogen bonds  Explain how electronegativity influences bond formation  Describe polar vs. nonpolar covalent bonds  Understand the importance of weak bonds in biological systems   3. Properties of Water</w:t>
+        <w:t xml:space="preserve">• </w:t>
+      </w:r>
+      <w:r>
+        <w:t>Identify biologically important elements (C, H, O, N, P, S)</w:t>
       </w:r>
     </w:p>
     <w:p>
       <w:r>
-        <w:t>Explain water's unique properties (cohesion, adhesion, high specific heat, solvent properties, density of ice)  Describe how hydrogen bonding creates these properties  Explain why water is essential for life   4. Acids, Bases, and pH</w:t>
+        <w:t xml:space="preserve">• </w:t>
+      </w:r>
+      <w:r>
+        <w:t>Explain the significance of atomic number and mass number</w:t>
       </w:r>
     </w:p>
     <w:p>
       <w:r>
-        <w:t>Define acids, bases, and the pH scale  Explain how buffers maintain pH stability  Describe the importance of pH in biological systems   5. Organic Chemistry Basics</w:t>
+        <w:t xml:space="preserve">• </w:t>
+      </w:r>
+      <w:r>
+        <w:t>Define isotopes and their biological applications</w:t>
+      </w:r>
+    </w:p>
+    <w:p>
+      <w:pPr>
+        <w:pStyle w:val="Heading3"/>
+      </w:pPr>
+      <w:r>
+        <w:t>2. Chemical Bonding</w:t>
       </w:r>
     </w:p>
     <w:p>
       <w:r>
-        <w:t>Distinguish between organic and inorganic compounds  Identify the role of carbon in forming diverse molecules  Understand functional groups and their properties (hydroxyl, carboxyl, amino, phosphate)    Study Tips</w:t>
+        <w:t xml:space="preserve">• </w:t>
+      </w:r>
+      <w:r>
+        <w:t>Differentiate between ionic, covalent, and hydrogen bonds</w:t>
+      </w:r>
+    </w:p>
+    <w:p>
+      <w:r>
+        <w:t xml:space="preserve">• </w:t>
+      </w:r>
+      <w:r>
+        <w:t>Explain how electronegativity influences bond formation</w:t>
+      </w:r>
+    </w:p>
+    <w:p>
+      <w:r>
+        <w:t xml:space="preserve">• </w:t>
+      </w:r>
+      <w:r>
+        <w:t>Describe polar vs. nonpolar covalent bonds</w:t>
+      </w:r>
+    </w:p>
+    <w:p>
+      <w:r>
+        <w:t xml:space="preserve">• </w:t>
+      </w:r>
+      <w:r>
+        <w:t>Understand the importance of weak bonds in biological systems</w:t>
+      </w:r>
+    </w:p>
+    <w:p>
+      <w:pPr>
+        <w:pStyle w:val="Heading3"/>
+      </w:pPr>
+      <w:r>
+        <w:t>3. Properties of Water</w:t>
+      </w:r>
+    </w:p>
+    <w:p>
+      <w:r>
+        <w:t xml:space="preserve">• </w:t>
+      </w:r>
+      <w:r>
+        <w:t>Explain water's unique properties (cohesion, adhesion, high specific heat, solvent properties, density of ice)</w:t>
+      </w:r>
+    </w:p>
+    <w:p>
+      <w:r>
+        <w:t xml:space="preserve">• </w:t>
+      </w:r>
+      <w:r>
+        <w:t>Describe how hydrogen bonding creates these properties</w:t>
+      </w:r>
+    </w:p>
+    <w:p>
+      <w:r>
+        <w:t xml:space="preserve">• </w:t>
+      </w:r>
+      <w:r>
+        <w:t>Explain why water is essential for life</w:t>
+      </w:r>
+    </w:p>
+    <w:p>
+      <w:pPr>
+        <w:pStyle w:val="Heading3"/>
+      </w:pPr>
+      <w:r>
+        <w:t>4. Acids, Bases, and pH</w:t>
+      </w:r>
+    </w:p>
+    <w:p>
+      <w:r>
+        <w:t xml:space="preserve">• </w:t>
+      </w:r>
+      <w:r>
+        <w:t>Define acids, bases, and the pH scale</w:t>
+      </w:r>
+    </w:p>
+    <w:p>
+      <w:r>
+        <w:t xml:space="preserve">• </w:t>
+      </w:r>
+      <w:r>
+        <w:t>Explain how buffers maintain pH stability</w:t>
+      </w:r>
+    </w:p>
+    <w:p>
+      <w:r>
+        <w:t xml:space="preserve">• </w:t>
+      </w:r>
+      <w:r>
+        <w:t>Describe the importance of pH in biological systems</w:t>
+      </w:r>
+    </w:p>
+    <w:p>
+      <w:pPr>
+        <w:pStyle w:val="Heading3"/>
+      </w:pPr>
+      <w:r>
+        <w:t>5. Organic Chemistry Basics</w:t>
+      </w:r>
+    </w:p>
+    <w:p>
+      <w:r>
+        <w:t xml:space="preserve">• </w:t>
+      </w:r>
+      <w:r>
+        <w:t>Distinguish between organic and inorganic compounds</w:t>
+      </w:r>
+    </w:p>
+    <w:p>
+      <w:r>
+        <w:t xml:space="preserve">• </w:t>
+      </w:r>
+      <w:r>
+        <w:t>Identify the role of carbon in forming diverse molecules</w:t>
+      </w:r>
+    </w:p>
+    <w:p>
+      <w:r>
+        <w:t xml:space="preserve">• </w:t>
+      </w:r>
+      <w:r>
+        <w:t>Understand functional groups and their properties (hydroxyl, carboxyl, amino, phosphate)</w:t>
+      </w:r>
+    </w:p>
+    <w:p>
+      <w:pPr>
+        <w:pStyle w:val="Heading2"/>
+      </w:pPr>
+      <w:r>
+        <w:t>Study Tips</w:t>
+      </w:r>
+    </w:p>
+    <w:p>
+      <w:r>
+        <w:t xml:space="preserve">1. </w:t>
+      </w:r>
+      <w:r>
+        <w:rPr>
+          <w:b/>
+        </w:rPr>
+        <w:t>Draw atomic models</w:t>
+      </w:r>
+      <w:r>
+        <w:t xml:space="preserve"> to visualize electron arrangements</w:t>
+      </w:r>
+    </w:p>
+    <w:p>
+      <w:r>
+        <w:t xml:space="preserve">2. </w:t>
+      </w:r>
+      <w:r>
+        <w:rPr>
+          <w:b/>
+        </w:rPr>
+        <w:t>Create diagrams</w:t>
+      </w:r>
+      <w:r>
+        <w:t xml:space="preserve"> showing different types of chemical bonds</w:t>
+      </w:r>
+    </w:p>
+    <w:p>
+      <w:r>
+        <w:t xml:space="preserve">3. </w:t>
+      </w:r>
+      <w:r>
+        <w:rPr>
+          <w:b/>
+        </w:rPr>
+        <w:t>Conduct simple experiments</w:t>
+      </w:r>
+      <w:r>
+        <w:t xml:space="preserve"> to observe water's properties</w:t>
+      </w:r>
+    </w:p>
+    <w:p>
+      <w:r>
+        <w:t xml:space="preserve">4. </w:t>
+      </w:r>
+      <w:r>
+        <w:rPr>
+          <w:b/>
+        </w:rPr>
+        <w:t>Practice pH calculations</w:t>
+      </w:r>
+      <w:r>
+        <w:t xml:space="preserve"> and buffer problems</w:t>
+      </w:r>
+    </w:p>
+    <w:p>
+      <w:r>
+        <w:t xml:space="preserve">5. </w:t>
+      </w:r>
+      <w:r>
+        <w:rPr>
+          <w:b/>
+        </w:rPr>
+        <w:t>Use molecular models</w:t>
+      </w:r>
+      <w:r>
+        <w:t xml:space="preserve"> to understand 3D structures</w:t>
       </w:r>
     </w:p>
     <w:sectPr>
